--- a/library/_deliverables/bitlocker-drive-encryption/BITLK-Solution.docx
+++ b/library/_deliverables/bitlocker-drive-encryption/BITLK-Solution.docx
@@ -15,32 +15,6 @@
       <w:r>
         <w:rPr>
           <w:b/>
-          <w:color w:val="1F3A5F"/>
-          <w:sz w:val="52"/>
-        </w:rPr>
-        <w:t>PHOENIXTEKK</w:t>
-      </w:r>
-    </w:p>
-    <w:p>
-      <w:pPr>
-        <w:jc w:val="center"/>
-      </w:pPr>
-      <w:r>
-        <w:rPr>
-          <w:color w:val="2E86C1"/>
-          <w:sz w:val="24"/>
-        </w:rPr>
-        <w:t>Workplace Marketplace · Intune Solutions</w:t>
-      </w:r>
-    </w:p>
-    <w:p/>
-    <w:p>
-      <w:pPr>
-        <w:jc w:val="center"/>
-      </w:pPr>
-      <w:r>
-        <w:rPr>
-          <w:b/>
           <w:sz w:val="40"/>
         </w:rPr>
         <w:t>BitLocker Drive Encryption</w:t>
@@ -75,8 +49,6 @@
           <w:sz w:val="20"/>
         </w:rPr>
         <w:t>Version 1.0.0    ·    2026-06-13</w:t>
-        <w:br/>
-        <w:t>Phoenixtekk · workplace.phoenixtekk.com</w:t>
       </w:r>
     </w:p>
     <w:p>
@@ -119,7 +91,7 @@
         <w:rPr>
           <w:b/>
         </w:rPr>
-        <w:t>Phoenixtekk Workplace Marketplace · Intune Solutions</w:t>
+        <w:t>White-label · Intune Solutions</w:t>
       </w:r>
     </w:p>
     <w:p>
@@ -321,7 +293,7 @@
         <w:pStyle w:val="Heading2"/>
       </w:pPr>
       <w:r>
-        <w:t>The Phoenixtekk deployment model</w:t>
+        <w:t>The standard deployment model</w:t>
       </w:r>
     </w:p>
     <w:p>
@@ -665,7 +637,7 @@
         <w:pStyle w:val="Heading2"/>
       </w:pPr>
       <w:r>
-        <w:t>The standard Phoenixtekk deployment model</w:t>
+        <w:t>The standard deployment model</w:t>
       </w:r>
     </w:p>
     <w:p>
@@ -677,7 +649,7 @@
           <w:i/>
           <w:color w:val="2E86C1"/>
         </w:rPr>
-        <w:t>Create the disk encryption policy → require XTS-AES 256 + Entra key escrow + silent enablement → assign to a pilot → validate encryption + key escrow → expand. Phoenixtekk pattern: Assess → Configure → Pilot → Validate → Expand.</w:t>
+        <w:t>Create the disk encryption policy → require XTS-AES 256 + Entra key escrow + silent enablement → assign to a pilot → validate encryption + key escrow → expand. repeatable pattern: Assess → Configure → Pilot → Validate → Expand.</w:t>
       </w:r>
     </w:p>
     <w:p>
@@ -918,9 +890,10 @@
       </w:r>
       <w:r>
         <w:rPr>
-          <w:b/>
+          <w:rFonts w:ascii="Consolas" w:hAnsi="Consolas"/>
+          <w:sz w:val="19"/>
         </w:rPr>
-        <w:t>`BITLK-Discovery.ps1`</w:t>
+        <w:t>BITLK-Discovery.ps1</w:t>
       </w:r>
       <w:r>
         <w:t xml:space="preserve">. </w:t>
@@ -1207,7 +1180,7 @@
         <w:t>every</w:t>
       </w:r>
       <w:r>
-        <w:t xml:space="preserve"> Phoenixtekk solution in the </w:t>
+        <w:t xml:space="preserve"> solution in the </w:t>
       </w:r>
       <w:r>
         <w:rPr>
@@ -1517,7 +1490,7 @@
         <w:t>Why:</w:t>
       </w:r>
       <w:r>
-        <w:t xml:space="preserve"> Every Phoenixtekk solution is piloted before fleet rollout. </w:t>
+        <w:t xml:space="preserve"> Every solution is piloted before fleet rollout. </w:t>
       </w:r>
       <w:r>
         <w:rPr>
@@ -1715,7 +1688,7 @@
         <w:rPr>
           <w:b/>
         </w:rPr>
-        <w:t>The Phoenixtekk deployment model (all solutions):</w:t>
+        <w:t>The standard deployment model (all solutions):</w:t>
       </w:r>
       <w:r>
         <w:t xml:space="preserve"> </w:t>
@@ -2417,9 +2390,10 @@
       </w:r>
       <w:r>
         <w:rPr>
-          <w:b/>
+          <w:rFonts w:ascii="Consolas" w:hAnsi="Consolas"/>
+          <w:sz w:val="19"/>
         </w:rPr>
-        <w:t>`BITLK-Validation.ps1`</w:t>
+        <w:t>BITLK-Validation.ps1</w:t>
       </w:r>
       <w:r>
         <w:t xml:space="preserve"> → confirms the OS drive is encrypting/encrypted with the right method and a recovery protector exists.</w:t>
@@ -2460,9 +2434,10 @@
       </w:r>
       <w:r>
         <w:rPr>
-          <w:b/>
+          <w:rFonts w:ascii="Consolas" w:hAnsi="Consolas"/>
+          <w:sz w:val="19"/>
         </w:rPr>
-        <w:t>`BITLK-TenantReport.ps1`</w:t>
+        <w:t>BITLK-TenantReport.ps1</w:t>
       </w:r>
       <w:r>
         <w:t xml:space="preserve"> → confirms encryption status across the pilot group. Complete the </w:t>
@@ -2519,18 +2494,20 @@
       </w:r>
       <w:r>
         <w:rPr>
-          <w:b/>
+          <w:rFonts w:ascii="Consolas" w:hAnsi="Consolas"/>
+          <w:sz w:val="19"/>
         </w:rPr>
-        <w:t>`BITLK-Validation.ps1`</w:t>
+        <w:t>BITLK-Validation.ps1</w:t>
       </w:r>
       <w:r>
         <w:t xml:space="preserve"> / </w:t>
       </w:r>
       <w:r>
         <w:rPr>
-          <w:b/>
+          <w:rFonts w:ascii="Consolas" w:hAnsi="Consolas"/>
+          <w:sz w:val="19"/>
         </w:rPr>
-        <w:t>`BITLK-TenantReport.ps1`</w:t>
+        <w:t>BITLK-TenantReport.ps1</w:t>
       </w:r>
       <w:r>
         <w:t>.</w:t>
@@ -2805,9 +2782,10 @@
       </w:r>
       <w:r>
         <w:rPr>
-          <w:b/>
+          <w:rFonts w:ascii="Consolas" w:hAnsi="Consolas"/>
+          <w:sz w:val="19"/>
         </w:rPr>
-        <w:t>`BITLK-Get-RecoveryKey.ps1 -DeviceName &lt;name&gt;`</w:t>
+        <w:t>BITLK-Get-RecoveryKey.ps1 -DeviceName &lt;name&gt;</w:t>
       </w:r>
       <w:r>
         <w:t xml:space="preserve"> (Graph). </w:t>
@@ -2888,9 +2866,10 @@
       </w:r>
       <w:r>
         <w:rPr>
-          <w:b/>
+          <w:rFonts w:ascii="Consolas" w:hAnsi="Consolas"/>
+          <w:sz w:val="19"/>
         </w:rPr>
-        <w:t>`BITLK-TenantReport.ps1`</w:t>
+        <w:t>BITLK-TenantReport.ps1</w:t>
       </w:r>
       <w:r>
         <w:t xml:space="preserve">. </w:t>
@@ -3021,27 +3000,30 @@
       </w:r>
       <w:r>
         <w:rPr>
-          <w:b/>
+          <w:rFonts w:ascii="Consolas" w:hAnsi="Consolas"/>
+          <w:sz w:val="19"/>
         </w:rPr>
-        <w:t>`BITLK-Validation.ps1`</w:t>
+        <w:t>BITLK-Validation.ps1</w:t>
       </w:r>
       <w:r>
         <w:t xml:space="preserve"> / </w:t>
       </w:r>
       <w:r>
         <w:rPr>
-          <w:b/>
+          <w:rFonts w:ascii="Consolas" w:hAnsi="Consolas"/>
+          <w:sz w:val="19"/>
         </w:rPr>
-        <w:t>`BITLK-Discovery.ps1`</w:t>
+        <w:t>BITLK-Discovery.ps1</w:t>
       </w:r>
       <w:r>
         <w:t xml:space="preserve"> for device state and </w:t>
       </w:r>
       <w:r>
         <w:rPr>
-          <w:b/>
+          <w:rFonts w:ascii="Consolas" w:hAnsi="Consolas"/>
+          <w:sz w:val="19"/>
         </w:rPr>
-        <w:t>`BITLK-Remediation.ps1`</w:t>
+        <w:t>BITLK-Remediation.ps1</w:t>
       </w:r>
       <w:r>
         <w:t xml:space="preserve"> for safe fixes.</w:t>
@@ -4116,7 +4098,7 @@
         <w:pStyle w:val="ListBullet"/>
       </w:pPr>
       <w:r>
-        <w:t xml:space="preserve">A repeatable process following the Phoenixtekk model: </w:t>
+        <w:t xml:space="preserve">A repeatable process following the repeatable model: </w:t>
       </w:r>
       <w:r>
         <w:rPr>
